--- a/test-harness/corpus/T8/replace/after.docx
+++ b/test-harness/corpus/T8/replace/after.docx
@@ -125,16 +125,6 @@
               </w:rPr>
               <w:t xml:space="preserve">DDD</w:t>
             </w:r>
-            <w:r/>
-          </w:p>
-          <w:p>
-            <w:pPr>
-              <w:pBdr/>
-              <w:spacing/>
-              <w:ind/>
-              <w:rPr/>
-            </w:pPr>
-            <w:r/>
             <w:r/>
           </w:p>
           <w:p>
